--- a/Body-Pad Pressure Flex PCB documentation.docx
+++ b/Body-Pad Pressure Flex PCB documentation.docx
@@ -3514,12 +3514,67 @@
             <w:r>
               <w:t>Chest</w:t>
             </w:r>
+            <w:r>
+              <w:t xml:space="preserve"> (right)</w:t>
+            </w:r>
           </w:p>
         </w:tc>
         <w:tc>
           <w:tcPr>
             <w:tcW w:w="5242" w:type="dxa"/>
           </w:tcPr>
+          <w:p>
+            <w:r>
+              <w:drawing>
+                <wp:inline distT="0" distB="0" distL="0" distR="0" wp14:anchorId="5E407295" wp14:editId="75A224EF">
+                  <wp:extent cx="2876251" cy="1557943"/>
+                  <wp:effectExtent l="0" t="0" r="635" b="4445"/>
+                  <wp:docPr id="452499190" name="Picture 9"/>
+                  <wp:cNvGraphicFramePr>
+                    <a:graphicFrameLocks xmlns:a="http://schemas.openxmlformats.org/drawingml/2006/main" noChangeAspect="1"/>
+                  </wp:cNvGraphicFramePr>
+                  <a:graphic xmlns:a="http://schemas.openxmlformats.org/drawingml/2006/main">
+                    <a:graphicData uri="http://schemas.openxmlformats.org/drawingml/2006/picture">
+                      <pic:pic xmlns:pic="http://schemas.openxmlformats.org/drawingml/2006/picture">
+                        <pic:nvPicPr>
+                          <pic:cNvPr id="0" name="Picture 29"/>
+                          <pic:cNvPicPr>
+                            <a:picLocks noChangeAspect="1" noChangeArrowheads="1"/>
+                          </pic:cNvPicPr>
+                        </pic:nvPicPr>
+                        <pic:blipFill>
+                          <a:blip r:embed="rId23" cstate="print">
+                            <a:extLst>
+                              <a:ext uri="{28A0092B-C50C-407E-A947-70E740481C1C}">
+                                <a14:useLocalDpi xmlns:a14="http://schemas.microsoft.com/office/drawing/2010/main" val="0"/>
+                              </a:ext>
+                            </a:extLst>
+                          </a:blip>
+                          <a:srcRect/>
+                          <a:stretch>
+                            <a:fillRect/>
+                          </a:stretch>
+                        </pic:blipFill>
+                        <pic:spPr bwMode="auto">
+                          <a:xfrm>
+                            <a:off x="0" y="0"/>
+                            <a:ext cx="2892229" cy="1566598"/>
+                          </a:xfrm>
+                          <a:prstGeom prst="rect">
+                            <a:avLst/>
+                          </a:prstGeom>
+                          <a:noFill/>
+                          <a:ln>
+                            <a:noFill/>
+                          </a:ln>
+                        </pic:spPr>
+                      </pic:pic>
+                    </a:graphicData>
+                  </a:graphic>
+                </wp:inline>
+              </w:drawing>
+            </w:r>
+          </w:p>
           <w:p/>
           <w:p/>
         </w:tc>
@@ -3565,7 +3620,7 @@
                           </pic:cNvPicPr>
                         </pic:nvPicPr>
                         <pic:blipFill>
-                          <a:blip r:embed="rId23" cstate="print">
+                          <a:blip r:embed="rId24" cstate="print">
                             <a:extLst>
                               <a:ext uri="{28A0092B-C50C-407E-A947-70E740481C1C}">
                                 <a14:useLocalDpi xmlns:a14="http://schemas.microsoft.com/office/drawing/2010/main" val="0"/>
@@ -3630,7 +3685,71 @@
           <w:tcPr>
             <w:tcW w:w="5242" w:type="dxa"/>
           </w:tcPr>
+          <w:p>
+            <w:pPr>
+              <w:pStyle w:val="ListParagraph"/>
+              <w:numPr>
+                <w:ilvl w:val="0"/>
+                <w:numId w:val="4"/>
+              </w:numPr>
+            </w:pPr>
+            <w:r>
+              <w:t>Scaling is too large – sizes will be uncomfortable</w:t>
+            </w:r>
+          </w:p>
+          <w:p>
+            <w:pPr>
+              <w:pStyle w:val="ListParagraph"/>
+              <w:numPr>
+                <w:ilvl w:val="0"/>
+                <w:numId w:val="4"/>
+              </w:numPr>
+            </w:pPr>
+            <w:r>
+              <w:t xml:space="preserve">Forearm </w:t>
+            </w:r>
+            <w:r>
+              <w:t>pad is not long enough and should lab around front-underside of elbow</w:t>
+            </w:r>
+          </w:p>
+        </w:tc>
+        <w:tc>
+          <w:tcPr>
+            <w:tcW w:w="2645" w:type="dxa"/>
+          </w:tcPr>
           <w:p/>
+        </w:tc>
+      </w:tr>
+      <w:tr>
+        <w:tc>
+          <w:tcPr>
+            <w:tcW w:w="1129" w:type="dxa"/>
+          </w:tcPr>
+          <w:p>
+            <w:pPr>
+              <w:rPr>
+                <w:b/>
+                <w:bCs/>
+              </w:rPr>
+            </w:pPr>
+            <w:r>
+              <w:rPr>
+                <w:b/>
+                <w:bCs/>
+              </w:rPr>
+              <w:t>Commit Version</w:t>
+            </w:r>
+          </w:p>
+        </w:tc>
+        <w:tc>
+          <w:tcPr>
+            <w:tcW w:w="5242" w:type="dxa"/>
+          </w:tcPr>
+          <w:p>
+            <w:pPr>
+              <w:pStyle w:val="ListParagraph"/>
+            </w:pPr>
+          </w:p>
         </w:tc>
         <w:tc>
           <w:tcPr>
@@ -4016,6 +4135,95 @@
       </w:pPr>
     </w:lvl>
   </w:abstractNum>
+  <w:abstractNum w:abstractNumId="3" w15:restartNumberingAfterBreak="0">
+    <w:nsid w:val="6E522023"/>
+    <w:multiLevelType w:val="hybridMultilevel"/>
+    <w:tmpl w:val="BB22A810"/>
+    <w:lvl w:ilvl="0" w:tplc="0809000F">
+      <w:start w:val="1"/>
+      <w:numFmt w:val="decimal"/>
+      <w:lvlText w:val="%1."/>
+      <w:lvlJc w:val="left"/>
+      <w:pPr>
+        <w:ind w:left="720" w:hanging="360"/>
+      </w:pPr>
+      <w:rPr>
+        <w:rFonts w:hint="default"/>
+      </w:rPr>
+    </w:lvl>
+    <w:lvl w:ilvl="1" w:tplc="08090019" w:tentative="1">
+      <w:start w:val="1"/>
+      <w:numFmt w:val="lowerLetter"/>
+      <w:lvlText w:val="%2."/>
+      <w:lvlJc w:val="left"/>
+      <w:pPr>
+        <w:ind w:left="1440" w:hanging="360"/>
+      </w:pPr>
+    </w:lvl>
+    <w:lvl w:ilvl="2" w:tplc="0809001B" w:tentative="1">
+      <w:start w:val="1"/>
+      <w:numFmt w:val="lowerRoman"/>
+      <w:lvlText w:val="%3."/>
+      <w:lvlJc w:val="right"/>
+      <w:pPr>
+        <w:ind w:left="2160" w:hanging="180"/>
+      </w:pPr>
+    </w:lvl>
+    <w:lvl w:ilvl="3" w:tplc="0809000F" w:tentative="1">
+      <w:start w:val="1"/>
+      <w:numFmt w:val="decimal"/>
+      <w:lvlText w:val="%4."/>
+      <w:lvlJc w:val="left"/>
+      <w:pPr>
+        <w:ind w:left="2880" w:hanging="360"/>
+      </w:pPr>
+    </w:lvl>
+    <w:lvl w:ilvl="4" w:tplc="08090019" w:tentative="1">
+      <w:start w:val="1"/>
+      <w:numFmt w:val="lowerLetter"/>
+      <w:lvlText w:val="%5."/>
+      <w:lvlJc w:val="left"/>
+      <w:pPr>
+        <w:ind w:left="3600" w:hanging="360"/>
+      </w:pPr>
+    </w:lvl>
+    <w:lvl w:ilvl="5" w:tplc="0809001B" w:tentative="1">
+      <w:start w:val="1"/>
+      <w:numFmt w:val="lowerRoman"/>
+      <w:lvlText w:val="%6."/>
+      <w:lvlJc w:val="right"/>
+      <w:pPr>
+        <w:ind w:left="4320" w:hanging="180"/>
+      </w:pPr>
+    </w:lvl>
+    <w:lvl w:ilvl="6" w:tplc="0809000F" w:tentative="1">
+      <w:start w:val="1"/>
+      <w:numFmt w:val="decimal"/>
+      <w:lvlText w:val="%7."/>
+      <w:lvlJc w:val="left"/>
+      <w:pPr>
+        <w:ind w:left="5040" w:hanging="360"/>
+      </w:pPr>
+    </w:lvl>
+    <w:lvl w:ilvl="7" w:tplc="08090019" w:tentative="1">
+      <w:start w:val="1"/>
+      <w:numFmt w:val="lowerLetter"/>
+      <w:lvlText w:val="%8."/>
+      <w:lvlJc w:val="left"/>
+      <w:pPr>
+        <w:ind w:left="5760" w:hanging="360"/>
+      </w:pPr>
+    </w:lvl>
+    <w:lvl w:ilvl="8" w:tplc="0809001B" w:tentative="1">
+      <w:start w:val="1"/>
+      <w:numFmt w:val="lowerRoman"/>
+      <w:lvlText w:val="%9."/>
+      <w:lvlJc w:val="right"/>
+      <w:pPr>
+        <w:ind w:left="6480" w:hanging="180"/>
+      </w:pPr>
+    </w:lvl>
+  </w:abstractNum>
   <w:num w:numId="1" w16cid:durableId="917180164">
     <w:abstractNumId w:val="2"/>
   </w:num>
@@ -4024,6 +4232,9 @@
   </w:num>
   <w:num w:numId="3" w16cid:durableId="116147903">
     <w:abstractNumId w:val="1"/>
+  </w:num>
+  <w:num w:numId="4" w16cid:durableId="1092701774">
+    <w:abstractNumId w:val="3"/>
   </w:num>
 </w:numbering>
 </file>

--- a/Body-Pad Pressure Flex PCB documentation.docx
+++ b/Body-Pad Pressure Flex PCB documentation.docx
@@ -3746,9 +3746,9 @@
             <w:tcW w:w="5242" w:type="dxa"/>
           </w:tcPr>
           <w:p>
-            <w:pPr>
-              <w:pStyle w:val="ListParagraph"/>
-            </w:pPr>
+            <w:r>
+              <w:t>cc466401fcc1b17eab31f7705b4fdf478802aa64</w:t>
+            </w:r>
           </w:p>
         </w:tc>
         <w:tc>
